--- a/Files/01 - Bereshis/02 - Noach/5784/Noach 5784 (2)/Noach 5784.docx
+++ b/Files/01 - Bereshis/02 - Noach/5784/Noach 5784 (2)/Noach 5784.docx
@@ -703,7 +703,19 @@
         <w:rPr>
           <w:rFonts w:ascii="Times New Roman" w:hAnsi="Times New Roman" w:cs="Times New Roman"/>
         </w:rPr>
-        <w:t xml:space="preserve"> his offspring will be </w:t>
+        <w:t xml:space="preserve"> </w:t>
+      </w:r>
+      <w:r>
+        <w:rPr>
+          <w:rFonts w:ascii="Times New Roman" w:hAnsi="Times New Roman" w:cs="Times New Roman"/>
+        </w:rPr>
+        <w:t xml:space="preserve">when they die, </w:t>
+      </w:r>
+      <w:r>
+        <w:rPr>
+          <w:rFonts w:ascii="Times New Roman" w:hAnsi="Times New Roman" w:cs="Times New Roman"/>
+        </w:rPr>
+        <w:t xml:space="preserve">his offspring will be </w:t>
       </w:r>
       <w:r>
         <w:rPr>
@@ -729,19 +741,7 @@
         <w:rPr>
           <w:rFonts w:ascii="Times New Roman" w:hAnsi="Times New Roman" w:cs="Times New Roman"/>
         </w:rPr>
-        <w:t xml:space="preserve"> </w:t>
-      </w:r>
-      <w:r>
-        <w:rPr>
-          <w:rFonts w:ascii="Times New Roman" w:hAnsi="Times New Roman" w:cs="Times New Roman"/>
-        </w:rPr>
-        <w:t>when</w:t>
-      </w:r>
-      <w:r>
-        <w:rPr>
-          <w:rFonts w:ascii="Times New Roman" w:hAnsi="Times New Roman" w:cs="Times New Roman"/>
-        </w:rPr>
-        <w:t xml:space="preserve"> they die. What will </w:t>
+        <w:t xml:space="preserve">. What will </w:t>
       </w:r>
       <w:r>
         <w:rPr>
@@ -805,7 +805,19 @@
         <w:rPr>
           <w:rFonts w:ascii="Times New Roman" w:hAnsi="Times New Roman" w:cs="Times New Roman"/>
         </w:rPr>
-        <w:t xml:space="preserve">s the difference between the two of them? The answer is, </w:t>
+        <w:t>s the difference between the two of them? The answer is</w:t>
+      </w:r>
+      <w:r>
+        <w:rPr>
+          <w:rFonts w:ascii="Times New Roman" w:hAnsi="Times New Roman" w:cs="Times New Roman"/>
+        </w:rPr>
+        <w:t xml:space="preserve"> in the pasuk:</w:t>
+      </w:r>
+      <w:r>
+        <w:rPr>
+          <w:rFonts w:ascii="Times New Roman" w:hAnsi="Times New Roman" w:cs="Times New Roman"/>
+        </w:rPr>
+        <w:t xml:space="preserve"> </w:t>
       </w:r>
       <w:r>
         <w:rPr>
@@ -874,7 +886,25 @@
         <w:rPr>
           <w:rFonts w:ascii="Times New Roman" w:hAnsi="Times New Roman" w:cs="Times New Roman"/>
         </w:rPr>
-        <w:t>, that</w:t>
+        <w:t>.</w:t>
+      </w:r>
+      <w:r>
+        <w:rPr>
+          <w:rFonts w:ascii="Times New Roman" w:hAnsi="Times New Roman" w:cs="Times New Roman"/>
+        </w:rPr>
+        <w:t xml:space="preserve"> </w:t>
+      </w:r>
+      <w:r>
+        <w:rPr>
+          <w:rFonts w:ascii="Times New Roman" w:hAnsi="Times New Roman" w:cs="Times New Roman"/>
+        </w:rPr>
+        <w:t>T</w:t>
+      </w:r>
+      <w:r>
+        <w:rPr>
+          <w:rFonts w:ascii="Times New Roman" w:hAnsi="Times New Roman" w:cs="Times New Roman"/>
+        </w:rPr>
+        <w:t>hat</w:t>
       </w:r>
       <w:r>
         <w:rPr>
@@ -886,7 +916,19 @@
         <w:rPr>
           <w:rFonts w:ascii="Times New Roman" w:hAnsi="Times New Roman" w:cs="Times New Roman"/>
         </w:rPr>
-        <w:t>s a grammatically incorrect term. The Torah is specifically saying, “And he took,” and it</w:t>
+        <w:t xml:space="preserve">s a grammatically incorrect </w:t>
+      </w:r>
+      <w:r>
+        <w:rPr>
+          <w:rFonts w:ascii="Times New Roman" w:hAnsi="Times New Roman" w:cs="Times New Roman"/>
+        </w:rPr>
+        <w:t>phrase</w:t>
+      </w:r>
+      <w:r>
+        <w:rPr>
+          <w:rFonts w:ascii="Times New Roman" w:hAnsi="Times New Roman" w:cs="Times New Roman"/>
+        </w:rPr>
+        <w:t>. The Torah is specifically saying, “And he took,” and it</w:t>
       </w:r>
       <w:r>
         <w:rPr>
@@ -898,7 +940,7 @@
         <w:rPr>
           <w:rFonts w:ascii="Times New Roman" w:hAnsi="Times New Roman" w:cs="Times New Roman"/>
         </w:rPr>
-        <w:t xml:space="preserve">s talking about two people, so it should say </w:t>
+        <w:t xml:space="preserve">s talking about two people, it should say </w:t>
       </w:r>
       <w:r>
         <w:rPr>
@@ -937,7 +979,19 @@
         <w:rPr>
           <w:rFonts w:ascii="Times New Roman" w:hAnsi="Times New Roman" w:cs="Times New Roman"/>
         </w:rPr>
-        <w:t xml:space="preserve"> took it with a </w:t>
+        <w:t xml:space="preserve"> took it </w:t>
+      </w:r>
+      <w:r>
+        <w:rPr>
+          <w:rFonts w:ascii="Times New Roman" w:hAnsi="Times New Roman" w:cs="Times New Roman"/>
+        </w:rPr>
+        <w:t>as</w:t>
+      </w:r>
+      <w:r>
+        <w:rPr>
+          <w:rFonts w:ascii="Times New Roman" w:hAnsi="Times New Roman" w:cs="Times New Roman"/>
+        </w:rPr>
+        <w:t xml:space="preserve"> a </w:t>
       </w:r>
       <w:r>
         <w:rPr>
@@ -964,7 +1018,19 @@
         <w:rPr>
           <w:rFonts w:ascii="Times New Roman" w:hAnsi="Times New Roman" w:cs="Times New Roman"/>
         </w:rPr>
-        <w:t xml:space="preserve">. He took it because he was trying to do this, and </w:t>
+        <w:t xml:space="preserve">. </w:t>
+      </w:r>
+      <w:r>
+        <w:rPr>
+          <w:rFonts w:ascii="Times New Roman" w:hAnsi="Times New Roman" w:cs="Times New Roman"/>
+        </w:rPr>
+        <w:t>However,</w:t>
+      </w:r>
+      <w:r>
+        <w:rPr>
+          <w:rFonts w:ascii="Times New Roman" w:hAnsi="Times New Roman" w:cs="Times New Roman"/>
+        </w:rPr>
+        <w:t xml:space="preserve"> </w:t>
       </w:r>
       <w:r>
         <w:rPr>
@@ -977,7 +1043,19 @@
         <w:rPr>
           <w:rFonts w:ascii="Times New Roman" w:hAnsi="Times New Roman" w:cs="Times New Roman"/>
         </w:rPr>
-        <w:t xml:space="preserve"> tagged along, he shlepped along to do it, but he did it without any </w:t>
+        <w:t xml:space="preserve"> </w:t>
+      </w:r>
+      <w:r>
+        <w:rPr>
+          <w:rFonts w:ascii="Times New Roman" w:hAnsi="Times New Roman" w:cs="Times New Roman"/>
+        </w:rPr>
+        <w:t xml:space="preserve">only </w:t>
+      </w:r>
+      <w:r>
+        <w:rPr>
+          <w:rFonts w:ascii="Times New Roman" w:hAnsi="Times New Roman" w:cs="Times New Roman"/>
+        </w:rPr>
+        <w:t xml:space="preserve">tagged along, he shlepped along to do it, but he did it without any </w:t>
       </w:r>
       <w:r>
         <w:rPr>
@@ -1284,6 +1362,32 @@
           <w:rtl/>
         </w:rPr>
         <w:t>זכות</w:t>
+      </w:r>
+      <w:r>
+        <w:rPr>
+          <w:rFonts w:ascii="Times New Roman" w:hAnsi="Times New Roman" w:cs="Times New Roman"/>
+        </w:rPr>
+        <w:t xml:space="preserve">, but not comparable to </w:t>
+      </w:r>
+      <w:r>
+        <w:rPr>
+          <w:rFonts w:ascii="Times New Roman" w:hAnsi="Times New Roman" w:cs="Times New Roman" w:hint="cs"/>
+          <w:rtl/>
+        </w:rPr>
+        <w:t>שֵׁם</w:t>
+      </w:r>
+      <w:r>
+        <w:rPr>
+          <w:rFonts w:ascii="Times New Roman" w:hAnsi="Times New Roman" w:cs="Times New Roman"/>
+        </w:rPr>
+        <w:t xml:space="preserve">’s </w:t>
+      </w:r>
+      <w:r>
+        <w:rPr>
+          <w:rFonts w:ascii="Times New Roman" w:hAnsi="Times New Roman" w:cs="Times New Roman" w:hint="cs"/>
+          <w:rtl/>
+        </w:rPr>
+        <w:t>שכר</w:t>
       </w:r>
       <w:r>
         <w:rPr>
